--- a/docs/TAI_LIEU_NGU_CANH_BAO_CAO_AI.docx
+++ b/docs/TAI_LIEU_NGU_CANH_BAO_CAO_AI.docx
@@ -176,7 +176,7 @@
         <w:pStyle w:val="ListNumber"/>
       </w:pPr>
       <w:r>
-        <w:t>NGUYỄN THÁI HỌC — Kỹ sư Đánh giá &amp; QA</w:t>
+        <w:t>TRẦN LÊ THÁI HỌC — Kỹ sư Đánh giá &amp; QA</w:t>
       </w:r>
     </w:p>
     <w:p>
